--- a/Assignements/Undergraduate project Waiver form.docx
+++ b/Assignements/Undergraduate project Waiver form.docx
@@ -630,16 +630,6 @@
           <w:rFonts w:ascii="Arial" w:hAnsi="Arial" w:cs="Arial"/>
           <w:b/>
           <w:bCs/>
-          <w:color w:val="FF0000"/>
-        </w:rPr>
-        <w:t xml:space="preserve">includes / </w:t>
-      </w:r>
-      <w:r>
-        <w:rPr>
-          <w:rFonts w:ascii="Arial" w:hAnsi="Arial" w:cs="Arial"/>
-          <w:b/>
-          <w:bCs/>
-          <w:color w:val="FF0000"/>
           <w:u w:val="single"/>
         </w:rPr>
         <w:t>does not</w:t>
@@ -649,7 +639,6 @@
           <w:rFonts w:ascii="Arial" w:hAnsi="Arial" w:cs="Arial"/>
           <w:b/>
           <w:bCs/>
-          <w:color w:val="FF0000"/>
         </w:rPr>
         <w:t xml:space="preserve"> include</w:t>
       </w:r>
@@ -657,286 +646,231 @@
         <w:rPr>
           <w:rFonts w:ascii="Arial" w:hAnsi="Arial" w:cs="Arial"/>
         </w:rPr>
+        <w:t xml:space="preserve"> material copied from a source (e.g. a book) where ownership of the copyright does not belong to myself. </w:t>
+      </w:r>
+    </w:p>
+    <w:p>
+      <w:pPr>
+        <w:pStyle w:val="BodyText"/>
+        <w:rPr>
+          <w:sz w:val="16"/>
+        </w:rPr>
+      </w:pPr>
+    </w:p>
+    <w:p>
+      <w:pPr>
+        <w:pStyle w:val="BodyText"/>
+        <w:rPr>
+          <w:rFonts w:ascii="Arial" w:hAnsi="Arial" w:cs="Arial"/>
+        </w:rPr>
+      </w:pPr>
+      <w:r>
+        <w:rPr>
+          <w:rFonts w:ascii="Arial" w:hAnsi="Arial" w:cs="Arial"/>
+        </w:rPr>
+        <w:t>If the</w:t>
+      </w:r>
+      <w:r>
+        <w:rPr>
+          <w:rFonts w:ascii="Arial" w:hAnsi="Arial" w:cs="Arial"/>
+          <w:b/>
+          <w:bCs/>
+        </w:rPr>
+        <w:t xml:space="preserve"> project / thesis </w:t>
+      </w:r>
+      <w:r>
+        <w:rPr>
+          <w:rFonts w:ascii="Arial" w:hAnsi="Arial" w:cs="Arial"/>
+          <w:b/>
+          <w:bCs/>
+          <w:u w:val="single"/>
+        </w:rPr>
+        <w:t>includes</w:t>
+      </w:r>
+      <w:r>
+        <w:rPr>
+          <w:rFonts w:ascii="Arial" w:hAnsi="Arial" w:cs="Arial"/>
+        </w:rPr>
+        <w:t xml:space="preserve"> such </w:t>
+      </w:r>
+      <w:r>
+        <w:rPr>
+          <w:rFonts w:ascii="Arial" w:hAnsi="Arial" w:cs="Arial"/>
+        </w:rPr>
+        <w:t>material,</w:t>
+      </w:r>
+      <w:r>
+        <w:rPr>
+          <w:rFonts w:ascii="Arial" w:hAnsi="Arial" w:cs="Arial"/>
+          <w:b/>
+          <w:bCs/>
+        </w:rPr>
         <w:t xml:space="preserve"> </w:t>
       </w:r>
       <w:r>
         <w:rPr>
           <w:rFonts w:ascii="Arial" w:hAnsi="Arial" w:cs="Arial"/>
+        </w:rPr>
+        <w:t>please supply the following details:</w:t>
+      </w:r>
+    </w:p>
+    <w:p>
+      <w:pPr>
+        <w:pStyle w:val="BodyText"/>
+        <w:rPr>
+          <w:sz w:val="12"/>
+        </w:rPr>
+      </w:pPr>
+    </w:p>
+    <w:p>
+      <w:pPr>
+        <w:pStyle w:val="BodyText"/>
+      </w:pPr>
+      <w:r>
+        <w:t xml:space="preserve">a) </w:t>
+      </w:r>
+      <w:r>
+        <w:rPr>
+          <w:rFonts w:ascii="Arial" w:hAnsi="Arial" w:cs="Arial"/>
+          <w:b/>
+          <w:bCs/>
+        </w:rPr>
+        <w:t>Page reference / item reference</w:t>
+      </w:r>
+      <w:r>
+        <w:rPr>
+          <w:b/>
+          <w:bCs/>
+        </w:rPr>
+        <w:t>:</w:t>
+      </w:r>
+    </w:p>
+    <w:p>
+      <w:pPr>
+        <w:pStyle w:val="BodyText"/>
+      </w:pPr>
+    </w:p>
+    <w:p>
+      <w:pPr>
+        <w:pStyle w:val="BodyText2"/>
+        <w:rPr>
+          <w:rFonts w:ascii="Arial" w:hAnsi="Arial" w:cs="Arial"/>
+          <w:b/>
+          <w:bCs/>
+        </w:rPr>
+      </w:pPr>
+      <w:r>
+        <w:rPr>
+          <w:i w:val="0"/>
+          <w:iCs w:val="0"/>
+        </w:rPr>
+        <w:t xml:space="preserve">b) </w:t>
+      </w:r>
+      <w:r>
+        <w:rPr>
+          <w:rFonts w:ascii="Arial" w:hAnsi="Arial" w:cs="Arial"/>
+          <w:b/>
+          <w:bCs/>
+        </w:rPr>
+        <w:t xml:space="preserve">I have </w:t>
+      </w:r>
+      <w:r>
+        <w:rPr>
+          <w:rFonts w:ascii="Arial" w:hAnsi="Arial" w:cs="Arial"/>
+        </w:rPr>
+        <w:t>obtained and attached a written permission statement from the owner(s) of each third party copyrighted matter included in my project / thesis</w:t>
+      </w:r>
+    </w:p>
+    <w:p>
+      <w:pPr>
+        <w:pStyle w:val="BodyText2"/>
+        <w:rPr>
+          <w:rFonts w:ascii="Arial" w:hAnsi="Arial" w:cs="Arial"/>
+          <w:b/>
+          <w:bCs/>
+          <w:sz w:val="8"/>
+        </w:rPr>
+      </w:pPr>
+      <w:r>
+        <w:rPr>
+          <w:rFonts w:ascii="Arial" w:hAnsi="Arial" w:cs="Arial"/>
+          <w:b/>
+          <w:bCs/>
+          <w:noProof/>
+        </w:rPr>
+        <w:pict w14:anchorId="51DF1F29">
+          <v:rect id="_x0000_s1035" style="position:absolute;margin-left:285.95pt;margin-top:1.55pt;width:33pt;height:19.5pt;z-index:2" filled="f" strokecolor="#ed7d31" strokeweight="2.5pt">
+            <v:shadow color="#868686"/>
+          </v:rect>
+        </w:pict>
+      </w:r>
+      <w:r>
+        <w:rPr>
+          <w:rFonts w:ascii="Arial" w:hAnsi="Arial" w:cs="Arial"/>
+          <w:b/>
+          <w:bCs/>
+        </w:rPr>
+        <w:t xml:space="preserve">  </w:t>
+      </w:r>
+    </w:p>
+    <w:p>
+      <w:pPr>
+        <w:pStyle w:val="BodyText2"/>
+        <w:ind w:left="4320" w:firstLine="720"/>
+        <w:rPr>
+          <w:rFonts w:ascii="Arial" w:hAnsi="Arial" w:cs="Arial"/>
+          <w:i w:val="0"/>
+          <w:iCs w:val="0"/>
+        </w:rPr>
+      </w:pPr>
+      <w:r>
+        <w:rPr>
+          <w:rFonts w:ascii="Arial" w:hAnsi="Arial" w:cs="Arial"/>
+          <w:b/>
+          <w:bCs/>
+          <w:i w:val="0"/>
+          <w:iCs w:val="0"/>
+        </w:rPr>
+        <w:t xml:space="preserve">Yes      No     </w:t>
+      </w:r>
+    </w:p>
+    <w:p>
+      <w:pPr>
+        <w:rPr>
+          <w:sz w:val="8"/>
+        </w:rPr>
+      </w:pPr>
+    </w:p>
+    <w:p>
+      <w:pPr>
+        <w:rPr>
+          <w:rFonts w:ascii="Arial" w:hAnsi="Arial" w:cs="Arial"/>
+          <w:b/>
+          <w:bCs/>
           <w:i/>
           <w:iCs/>
-        </w:rPr>
-        <w:t>(</w:t>
-      </w:r>
+          <w:sz w:val="24"/>
+        </w:rPr>
+      </w:pPr>
       <w:r>
         <w:rPr>
           <w:rFonts w:ascii="Arial" w:hAnsi="Arial" w:cs="Arial"/>
           <w:i/>
           <w:iCs/>
-          <w:highlight w:val="yellow"/>
-        </w:rPr>
-        <w:t>please delete as appropriate</w:t>
-      </w:r>
-      <w:r>
-        <w:rPr>
-          <w:rFonts w:ascii="Arial" w:hAnsi="Arial" w:cs="Arial"/>
+          <w:sz w:val="24"/>
+        </w:rPr>
+        <w:t>(</w:t>
+      </w:r>
+      <w:r>
+        <w:rPr>
+          <w:rFonts w:ascii="Arial" w:hAnsi="Arial" w:cs="Arial"/>
+          <w:b/>
+          <w:bCs/>
           <w:i/>
           <w:iCs/>
-        </w:rPr>
-        <w:t>)</w:t>
-      </w:r>
-      <w:r>
-        <w:rPr>
-          <w:rFonts w:ascii="Arial" w:hAnsi="Arial" w:cs="Arial"/>
-        </w:rPr>
-        <w:t xml:space="preserve"> material copied from a source (e.g. a book) where ownership of the copyright does not belong to myself. </w:t>
-      </w:r>
-    </w:p>
-    <w:p>
-      <w:pPr>
-        <w:pStyle w:val="BodyText"/>
-        <w:rPr>
-          <w:sz w:val="16"/>
-        </w:rPr>
-      </w:pPr>
-    </w:p>
-    <w:p>
-      <w:pPr>
-        <w:pStyle w:val="BodyText"/>
-        <w:rPr>
-          <w:rFonts w:ascii="Arial" w:hAnsi="Arial" w:cs="Arial"/>
-        </w:rPr>
-      </w:pPr>
-      <w:r>
-        <w:rPr>
-          <w:rFonts w:ascii="Arial" w:hAnsi="Arial" w:cs="Arial"/>
-        </w:rPr>
-        <w:t>If the</w:t>
-      </w:r>
-      <w:r>
-        <w:rPr>
-          <w:rFonts w:ascii="Arial" w:hAnsi="Arial" w:cs="Arial"/>
-          <w:b/>
-          <w:bCs/>
-        </w:rPr>
-        <w:t xml:space="preserve"> project / thesis </w:t>
-      </w:r>
-      <w:r>
-        <w:rPr>
-          <w:rFonts w:ascii="Arial" w:hAnsi="Arial" w:cs="Arial"/>
-          <w:b/>
-          <w:bCs/>
-          <w:u w:val="single"/>
-        </w:rPr>
-        <w:t>includes</w:t>
-      </w:r>
-      <w:r>
-        <w:rPr>
-          <w:rFonts w:ascii="Arial" w:hAnsi="Arial" w:cs="Arial"/>
-        </w:rPr>
-        <w:t xml:space="preserve"> such </w:t>
-      </w:r>
-      <w:proofErr w:type="gramStart"/>
-      <w:r>
-        <w:rPr>
-          <w:rFonts w:ascii="Arial" w:hAnsi="Arial" w:cs="Arial"/>
-        </w:rPr>
-        <w:t>material</w:t>
-      </w:r>
-      <w:proofErr w:type="gramEnd"/>
-      <w:r>
-        <w:rPr>
-          <w:rFonts w:ascii="Arial" w:hAnsi="Arial" w:cs="Arial"/>
-          <w:b/>
-          <w:bCs/>
-        </w:rPr>
-        <w:t xml:space="preserve"> </w:t>
-      </w:r>
-      <w:r>
-        <w:rPr>
-          <w:rFonts w:ascii="Arial" w:hAnsi="Arial" w:cs="Arial"/>
-        </w:rPr>
-        <w:t>please supply the following details:</w:t>
-      </w:r>
-    </w:p>
-    <w:p>
-      <w:pPr>
-        <w:pStyle w:val="BodyText"/>
-        <w:rPr>
-          <w:sz w:val="12"/>
-        </w:rPr>
-      </w:pPr>
-    </w:p>
-    <w:p>
-      <w:pPr>
-        <w:pStyle w:val="BodyText"/>
-      </w:pPr>
-      <w:r>
-        <w:t xml:space="preserve">a) </w:t>
-      </w:r>
-      <w:r>
-        <w:rPr>
-          <w:rFonts w:ascii="Arial" w:hAnsi="Arial" w:cs="Arial"/>
-          <w:b/>
-          <w:bCs/>
-        </w:rPr>
-        <w:t>Page reference / item reference</w:t>
-      </w:r>
-      <w:r>
-        <w:rPr>
-          <w:b/>
-          <w:bCs/>
-        </w:rPr>
-        <w:t>:</w:t>
-      </w:r>
-    </w:p>
-    <w:p>
-      <w:pPr>
-        <w:pStyle w:val="BodyText"/>
-      </w:pPr>
-    </w:p>
-    <w:p>
-      <w:pPr>
-        <w:pStyle w:val="BodyText2"/>
-        <w:rPr>
-          <w:rFonts w:ascii="Arial" w:hAnsi="Arial" w:cs="Arial"/>
-          <w:b/>
-          <w:bCs/>
-        </w:rPr>
-      </w:pPr>
-      <w:r>
-        <w:rPr>
-          <w:i w:val="0"/>
-          <w:iCs w:val="0"/>
-        </w:rPr>
-        <w:t xml:space="preserve">b) </w:t>
-      </w:r>
-      <w:r>
-        <w:rPr>
-          <w:rFonts w:ascii="Arial" w:hAnsi="Arial" w:cs="Arial"/>
-          <w:b/>
-          <w:bCs/>
-        </w:rPr>
-        <w:t xml:space="preserve">I have </w:t>
-      </w:r>
-      <w:r>
-        <w:rPr>
-          <w:rFonts w:ascii="Arial" w:hAnsi="Arial" w:cs="Arial"/>
-        </w:rPr>
-        <w:t>obtained and attached a written permission statement from the owner(s) of each third party copyrighted matter included in my project / thesis</w:t>
-      </w:r>
-    </w:p>
-    <w:p>
-      <w:pPr>
-        <w:pStyle w:val="BodyText2"/>
-        <w:rPr>
-          <w:rFonts w:ascii="Arial" w:hAnsi="Arial" w:cs="Arial"/>
-          <w:b/>
-          <w:bCs/>
-          <w:sz w:val="8"/>
-        </w:rPr>
-      </w:pPr>
-      <w:r>
-        <w:rPr>
-          <w:rFonts w:ascii="Arial" w:hAnsi="Arial" w:cs="Arial"/>
-          <w:b/>
-          <w:bCs/>
-          <w:noProof/>
-        </w:rPr>
-        <w:pict w14:anchorId="51DF1F29">
-          <v:rect id="_x0000_s1035" style="position:absolute;margin-left:285.95pt;margin-top:1.55pt;width:33pt;height:19.5pt;z-index:2" filled="f"/>
-        </w:pict>
-      </w:r>
-      <w:r>
-        <w:rPr>
-          <w:rFonts w:ascii="Arial" w:hAnsi="Arial" w:cs="Arial"/>
-          <w:b/>
-          <w:bCs/>
-        </w:rPr>
-        <w:t xml:space="preserve">  </w:t>
-      </w:r>
-    </w:p>
-    <w:p>
-      <w:pPr>
-        <w:pStyle w:val="BodyText2"/>
-        <w:ind w:left="4320" w:firstLine="720"/>
-        <w:rPr>
-          <w:rFonts w:ascii="Arial" w:hAnsi="Arial" w:cs="Arial"/>
-          <w:i w:val="0"/>
-          <w:iCs w:val="0"/>
-        </w:rPr>
-      </w:pPr>
-      <w:r>
-        <w:rPr>
-          <w:rFonts w:ascii="Arial" w:hAnsi="Arial" w:cs="Arial"/>
-          <w:b/>
-          <w:bCs/>
-          <w:i w:val="0"/>
-          <w:iCs w:val="0"/>
-        </w:rPr>
-        <w:t xml:space="preserve">Yes      No     </w:t>
-      </w:r>
-    </w:p>
-    <w:p>
-      <w:pPr>
-        <w:rPr>
-          <w:sz w:val="8"/>
-        </w:rPr>
-      </w:pPr>
-    </w:p>
-    <w:p>
-      <w:pPr>
-        <w:rPr>
-          <w:rFonts w:ascii="Arial" w:hAnsi="Arial" w:cs="Arial"/>
-          <w:b/>
-          <w:bCs/>
-          <w:i/>
-          <w:iCs/>
-          <w:sz w:val="24"/>
-        </w:rPr>
-      </w:pPr>
-      <w:r>
-        <w:rPr>
-          <w:rFonts w:ascii="Arial" w:hAnsi="Arial" w:cs="Arial"/>
-          <w:i/>
-          <w:iCs/>
-          <w:sz w:val="24"/>
-        </w:rPr>
-        <w:t>(</w:t>
-      </w:r>
-      <w:r>
-        <w:rPr>
-          <w:rFonts w:ascii="Arial" w:hAnsi="Arial" w:cs="Arial"/>
-          <w:b/>
-          <w:bCs/>
-          <w:i/>
-          <w:iCs/>
-          <w:sz w:val="24"/>
-        </w:rPr>
-        <w:t xml:space="preserve">If </w:t>
-      </w:r>
-      <w:proofErr w:type="gramStart"/>
-      <w:r>
-        <w:rPr>
-          <w:rFonts w:ascii="Arial" w:hAnsi="Arial" w:cs="Arial"/>
-          <w:b/>
-          <w:bCs/>
-          <w:i/>
-          <w:iCs/>
-          <w:sz w:val="24"/>
-        </w:rPr>
-        <w:t>No</w:t>
-      </w:r>
-      <w:proofErr w:type="gramEnd"/>
-      <w:r>
-        <w:rPr>
-          <w:rFonts w:ascii="Arial" w:hAnsi="Arial" w:cs="Arial"/>
-          <w:b/>
-          <w:bCs/>
-          <w:i/>
-          <w:iCs/>
-          <w:sz w:val="24"/>
-        </w:rPr>
-        <w:t xml:space="preserve">, </w:t>
+          <w:sz w:val="24"/>
+        </w:rPr>
+        <w:t xml:space="preserve">If No, </w:t>
       </w:r>
       <w:r>
         <w:rPr>
@@ -1190,7 +1124,26 @@
           <w:sz w:val="24"/>
         </w:rPr>
         <w:tab/>
-        <w:t>__________________________________________________________</w:t>
+        <w:t>____________________________</w:t>
+      </w:r>
+      <w:r>
+        <w:rPr>
+          <w:rFonts w:ascii="Arial" w:hAnsi="Arial" w:cs="Arial"/>
+          <w:b/>
+          <w:bCs/>
+          <w:sz w:val="24"/>
+          <w:u w:val="single"/>
+        </w:rPr>
+        <w:t>30/04/2026</w:t>
+      </w:r>
+      <w:r>
+        <w:rPr>
+          <w:rFonts w:ascii="Arial" w:hAnsi="Arial" w:cs="Arial"/>
+          <w:b/>
+          <w:bCs/>
+          <w:sz w:val="24"/>
+        </w:rPr>
+        <w:t>__________________________</w:t>
       </w:r>
     </w:p>
     <w:p>
@@ -1221,25 +1174,7 @@
           <w:b/>
           <w:bCs/>
         </w:rPr>
-        <w:t xml:space="preserve">N.B. If you are at </w:t>
-      </w:r>
-      <w:proofErr w:type="spellStart"/>
-      <w:r>
-        <w:rPr>
-          <w:rFonts w:ascii="Arial" w:hAnsi="Arial" w:cs="Arial"/>
-          <w:b/>
-          <w:bCs/>
-        </w:rPr>
-        <w:t>anytime</w:t>
-      </w:r>
-      <w:proofErr w:type="spellEnd"/>
-      <w:r>
-        <w:rPr>
-          <w:rFonts w:ascii="Arial" w:hAnsi="Arial" w:cs="Arial"/>
-          <w:b/>
-          <w:bCs/>
-        </w:rPr>
-        <w:t xml:space="preserve"> in consultation with a publisher regarding this work you will need to declare the copy held on UCEEL.  Some publishers may regard the UCEEL copy as constituting prior publication. </w:t>
+        <w:t xml:space="preserve">N.B. If you are at anytime in consultation with a publisher regarding this work you will need to declare the copy held on UCEEL.  Some publishers may regard the UCEEL copy as constituting prior publication. </w:t>
       </w:r>
       <w:r>
         <w:rPr>
